--- a/tabel genexpressie.docx
+++ b/tabel genexpressie.docx
@@ -30,25 +30,41 @@
           <w:tcPr>
             <w:tcW w:w="1812" w:type="dxa"/>
           </w:tcPr>
-          <w:p/>
+          <w:p>
+            <w:r>
+              <w:t>1</w:t>
+            </w:r>
+          </w:p>
         </w:tc>
         <w:tc>
           <w:tcPr>
             <w:tcW w:w="1812" w:type="dxa"/>
           </w:tcPr>
-          <w:p/>
+          <w:p>
+            <w:r>
+              <w:t>2</w:t>
+            </w:r>
+          </w:p>
         </w:tc>
         <w:tc>
           <w:tcPr>
             <w:tcW w:w="1813" w:type="dxa"/>
           </w:tcPr>
-          <w:p/>
+          <w:p>
+            <w:r>
+              <w:t>3</w:t>
+            </w:r>
+          </w:p>
         </w:tc>
         <w:tc>
           <w:tcPr>
             <w:tcW w:w="1813" w:type="dxa"/>
           </w:tcPr>
-          <w:p/>
+          <w:p>
+            <w:r>
+              <w:t>5</w:t>
+            </w:r>
+          </w:p>
         </w:tc>
       </w:tr>
       <w:tr>
@@ -56,31 +72,51 @@
           <w:tcPr>
             <w:tcW w:w="1812" w:type="dxa"/>
           </w:tcPr>
-          <w:p/>
+          <w:p>
+            <w:r>
+              <w:t>d</w:t>
+            </w:r>
+          </w:p>
         </w:tc>
         <w:tc>
           <w:tcPr>
             <w:tcW w:w="1812" w:type="dxa"/>
           </w:tcPr>
-          <w:p/>
+          <w:p>
+            <w:r>
+              <w:t>d</w:t>
+            </w:r>
+          </w:p>
         </w:tc>
         <w:tc>
           <w:tcPr>
             <w:tcW w:w="1812" w:type="dxa"/>
           </w:tcPr>
-          <w:p/>
+          <w:p>
+            <w:r>
+              <w:t>dd</w:t>
+            </w:r>
+          </w:p>
         </w:tc>
         <w:tc>
           <w:tcPr>
             <w:tcW w:w="1813" w:type="dxa"/>
           </w:tcPr>
-          <w:p/>
+          <w:p>
+            <w:r>
+              <w:t>d</w:t>
+            </w:r>
+          </w:p>
         </w:tc>
         <w:tc>
           <w:tcPr>
             <w:tcW w:w="1813" w:type="dxa"/>
           </w:tcPr>
-          <w:p/>
+          <w:p>
+            <w:r>
+              <w:t>d</w:t>
+            </w:r>
+          </w:p>
         </w:tc>
       </w:tr>
       <w:tr>
